--- a/Laptops/14- Voltage Regulator.docx
+++ b/Laptops/14- Voltage Regulator.docx
@@ -1,6 +1,6 @@
 
 <file path=word/document.xml><?xml version="1.0" encoding="utf-8"?>
-<w:document xmlns:wpc="http://schemas.microsoft.com/office/word/2010/wordprocessingCanvas" xmlns:cx="http://schemas.microsoft.com/office/drawing/2014/chartex" xmlns:cx1="http://schemas.microsoft.com/office/drawing/2015/9/8/chartex" xmlns:cx2="http://schemas.microsoft.com/office/drawing/2015/10/21/chartex" xmlns:cx3="http://schemas.microsoft.com/office/drawing/2016/5/9/chartex" xmlns:cx4="http://schemas.microsoft.com/office/drawing/2016/5/10/chartex" xmlns:cx5="http://schemas.microsoft.com/office/drawing/2016/5/11/chartex" xmlns:cx6="http://schemas.microsoft.com/office/drawing/2016/5/12/chartex" xmlns:cx7="http://schemas.microsoft.com/office/drawing/2016/5/13/chartex" xmlns:cx8="http://schemas.microsoft.com/office/drawing/2016/5/14/chartex" xmlns:mc="http://schemas.openxmlformats.org/markup-compatibility/2006" xmlns:aink="http://schemas.microsoft.com/office/drawing/2016/ink" xmlns:am3d="http://schemas.microsoft.com/office/drawing/2017/model3d" xmlns:o="urn:schemas-microsoft-com:office:office" xmlns:oel="http://schemas.microsoft.com/office/2019/extlst" xmlns:r="http://schemas.openxmlformats.org/officeDocument/2006/relationships" xmlns:m="http://schemas.openxmlformats.org/officeDocument/2006/math" xmlns:v="urn:schemas-microsoft-com:vml" xmlns:wp14="http://schemas.microsoft.com/office/word/2010/wordprocessingDrawing" xmlns:wp="http://schemas.openxmlformats.org/drawingml/2006/wordprocessingDrawing" xmlns:w10="urn:schemas-microsoft-com:office:word" xmlns:w="http://schemas.openxmlformats.org/wordprocessingml/2006/main" xmlns:w14="http://schemas.microsoft.com/office/word/2010/wordml" xmlns:w15="http://schemas.microsoft.com/office/word/2012/wordml" xmlns:w16cex="http://schemas.microsoft.com/office/word/2018/wordml/cex" xmlns:w16cid="http://schemas.microsoft.com/office/word/2016/wordml/cid" xmlns:w16="http://schemas.microsoft.com/office/word/2018/wordml" xmlns:w16sdtdh="http://schemas.microsoft.com/office/word/2020/wordml/sdtdatahash" xmlns:w16se="http://schemas.microsoft.com/office/word/2015/wordml/symex" xmlns:wpg="http://schemas.microsoft.com/office/word/2010/wordprocessingGroup" xmlns:wpi="http://schemas.microsoft.com/office/word/2010/wordprocessingInk" xmlns:wne="http://schemas.microsoft.com/office/word/2006/wordml" xmlns:wps="http://schemas.microsoft.com/office/word/2010/wordprocessingShape" mc:Ignorable="w14 w15 w16se w16cid w16 w16cex w16sdtdh wp14">
+<w:document xmlns:wpc="http://schemas.microsoft.com/office/word/2010/wordprocessingCanvas" xmlns:cx="http://schemas.microsoft.com/office/drawing/2014/chartex" xmlns:cx1="http://schemas.microsoft.com/office/drawing/2015/9/8/chartex" xmlns:cx2="http://schemas.microsoft.com/office/drawing/2015/10/21/chartex" xmlns:cx3="http://schemas.microsoft.com/office/drawing/2016/5/9/chartex" xmlns:cx4="http://schemas.microsoft.com/office/drawing/2016/5/10/chartex" xmlns:cx5="http://schemas.microsoft.com/office/drawing/2016/5/11/chartex" xmlns:cx6="http://schemas.microsoft.com/office/drawing/2016/5/12/chartex" xmlns:cx7="http://schemas.microsoft.com/office/drawing/2016/5/13/chartex" xmlns:cx8="http://schemas.microsoft.com/office/drawing/2016/5/14/chartex" xmlns:mc="http://schemas.openxmlformats.org/markup-compatibility/2006" xmlns:aink="http://schemas.microsoft.com/office/drawing/2016/ink" xmlns:am3d="http://schemas.microsoft.com/office/drawing/2017/model3d" xmlns:o="urn:schemas-microsoft-com:office:office" xmlns:r="http://schemas.openxmlformats.org/officeDocument/2006/relationships" xmlns:m="http://schemas.openxmlformats.org/officeDocument/2006/math" xmlns:v="urn:schemas-microsoft-com:vml" xmlns:wp14="http://schemas.microsoft.com/office/word/2010/wordprocessingDrawing" xmlns:wp="http://schemas.openxmlformats.org/drawingml/2006/wordprocessingDrawing" xmlns:w10="urn:schemas-microsoft-com:office:word" xmlns:w="http://schemas.openxmlformats.org/wordprocessingml/2006/main" xmlns:w14="http://schemas.microsoft.com/office/word/2010/wordml" xmlns:w15="http://schemas.microsoft.com/office/word/2012/wordml" xmlns:w16cex="http://schemas.microsoft.com/office/word/2018/wordml/cex" xmlns:w16cid="http://schemas.microsoft.com/office/word/2016/wordml/cid" xmlns:w16="http://schemas.microsoft.com/office/word/2018/wordml" xmlns:w16sdtdh="http://schemas.microsoft.com/office/word/2020/wordml/sdtdatahash" xmlns:w16se="http://schemas.microsoft.com/office/word/2015/wordml/symex" xmlns:wpg="http://schemas.microsoft.com/office/word/2010/wordprocessingGroup" xmlns:wpi="http://schemas.microsoft.com/office/word/2010/wordprocessingInk" xmlns:wne="http://schemas.microsoft.com/office/word/2006/wordml" xmlns:wps="http://schemas.microsoft.com/office/word/2010/wordprocessingShape" mc:Ignorable="w14 w15 w16se w16cid w16 w16cex w16sdtdh wp14">
   <w:body>
     <w:p>
       <w:r>
@@ -81,6 +81,19 @@
           <w:rFonts w:ascii="Georgia" w:hAnsi="Georgia"/>
         </w:rPr>
         <w:t>But Switching Regulator me hume flexible (kam/jyda) kr sakate hai</w:t>
+      </w:r>
+      <w:r>
+        <w:rPr>
+          <w:rFonts w:ascii="Georgia" w:hAnsi="Georgia"/>
+        </w:rPr>
+        <w:t>.</w:t>
+      </w:r>
+      <w:r>
+        <w:rPr>
+          <w:rFonts w:ascii="Georgia" w:hAnsi="Georgia"/>
+        </w:rPr>
+        <w:br/>
+        <w:t>same switching IC se different output 1.3/1.8 generate kr sakate hai.</w:t>
       </w:r>
     </w:p>
     <w:p>
@@ -308,6 +321,83 @@
       </w:r>
     </w:p>
     <w:p>
+      <w:r>
+        <w:rPr>
+          <w:rStyle w:val="Strong"/>
+        </w:rPr>
+        <w:t>LDO Regulator</w:t>
+      </w:r>
+      <w:r>
+        <w:t xml:space="preserve"> =</w:t>
+      </w:r>
+      <w:r>
+        <w:br/>
+        <w:t xml:space="preserve">Voltage ko </w:t>
+      </w:r>
+      <w:r>
+        <w:rPr>
+          <w:rStyle w:val="Strong"/>
+        </w:rPr>
+        <w:t>heat dissipation ke through</w:t>
+      </w:r>
+      <w:r>
+        <w:t xml:space="preserve"> stable low DC me convert karta hai.</w:t>
+      </w:r>
+      <w:r>
+        <w:br/>
+        <w:t>Koi inductor, koi switching pulse nahi.</w:t>
+      </w:r>
+    </w:p>
+    <w:p>
+      <w:r>
+        <w:rPr>
+          <w:rStyle w:val="Strong"/>
+        </w:rPr>
+        <w:t>Voltage drop:</w:t>
+      </w:r>
+      <w:r>
+        <w:br/>
+        <w:t>3.0V → 2.5V</w:t>
+      </w:r>
+      <w:r>
+        <w:br/>
+        <w:t>Drop = 0.5V (ye heat ban jata hai)</w:t>
+      </w:r>
+    </w:p>
+    <w:p>
+      <w:pPr>
+        <w:rPr>
+          <w:rFonts w:ascii="Georgia" w:hAnsi="Georgia"/>
+        </w:rPr>
+      </w:pPr>
+      <w:r>
+        <w:lastRenderedPageBreak/>
+        <w:t xml:space="preserve">Jaise mobile me </w:t>
+      </w:r>
+      <w:r>
+        <w:rPr>
+          <w:rStyle w:val="Strong"/>
+        </w:rPr>
+        <w:t>audio IC, sensor IC, RAM Vref</w:t>
+      </w:r>
+      <w:r>
+        <w:t xml:space="preserve"> ko bilkul clean voltage chahiye hoti hai —</w:t>
+      </w:r>
+      <w:r>
+        <w:br/>
+        <w:t xml:space="preserve">wahan </w:t>
+      </w:r>
+      <w:r>
+        <w:rPr>
+          <w:rStyle w:val="Strong"/>
+        </w:rPr>
+        <w:t>LDO use hota hai</w:t>
+      </w:r>
+      <w:r>
+        <w:t>, kyunki usme noise bilkul kam hota hai.</w:t>
+      </w:r>
+    </w:p>
+    <w:p>
       <w:pPr>
         <w:rPr>
           <w:rFonts w:ascii="Georgia" w:hAnsi="Georgia"/>
@@ -350,21 +440,82 @@
     </w:p>
     <w:p>
       <w:pPr>
-        <w:rPr>
-          <w:rFonts w:ascii="Georgia" w:hAnsi="Georgia"/>
-          <w:b/>
-          <w:bCs/>
-        </w:rPr>
-      </w:pPr>
-      <w:r>
-        <w:rPr>
-          <w:rFonts w:ascii="Georgia" w:hAnsi="Georgia"/>
-          <w:b/>
-          <w:bCs/>
-          <w:highlight w:val="yellow"/>
-        </w:rPr>
-        <w:lastRenderedPageBreak/>
+        <w:jc w:val="center"/>
+        <w:rPr>
+          <w:rFonts w:ascii="Georgia" w:hAnsi="Georgia"/>
+          <w:b/>
+          <w:bCs/>
+          <w:sz w:val="30"/>
+          <w:szCs w:val="30"/>
+          <w:u w:val="single"/>
+        </w:rPr>
+      </w:pPr>
+      <w:r>
+        <w:rPr>
+          <w:rFonts w:ascii="Georgia" w:hAnsi="Georgia"/>
+          <w:b/>
+          <w:bCs/>
+          <w:sz w:val="30"/>
+          <w:szCs w:val="30"/>
+          <w:u w:val="single"/>
+        </w:rPr>
         <w:t>Switching Regulator</w:t>
+      </w:r>
+    </w:p>
+    <w:p>
+      <w:pPr>
+        <w:rPr>
+          <w:rFonts w:ascii="Georgia" w:hAnsi="Georgia"/>
+          <w:b/>
+          <w:bCs/>
+          <w:sz w:val="28"/>
+          <w:szCs w:val="28"/>
+        </w:rPr>
+      </w:pPr>
+      <w:r>
+        <w:rPr>
+          <w:b/>
+          <w:bCs/>
+          <w:sz w:val="28"/>
+          <w:szCs w:val="28"/>
+        </w:rPr>
+        <w:t>Buck regulation</w:t>
+      </w:r>
+    </w:p>
+    <w:p>
+      <w:pPr>
+        <w:rPr>
+          <w:rFonts w:ascii="Georgia" w:hAnsi="Georgia"/>
+          <w:b/>
+          <w:bCs/>
+        </w:rPr>
+      </w:pPr>
+      <w:r>
+        <w:rPr>
+          <w:rStyle w:val="Strong"/>
+        </w:rPr>
+        <w:t>Buck Regulator</w:t>
+      </w:r>
+      <w:r>
+        <w:t xml:space="preserve"> input voltage ko </w:t>
+      </w:r>
+      <w:r>
+        <w:rPr>
+          <w:rStyle w:val="Strong"/>
+        </w:rPr>
+        <w:t>high se low DC voltage</w:t>
+      </w:r>
+      <w:r>
+        <w:t xml:space="preserve"> me convert karta hai, aur wo bhi </w:t>
+      </w:r>
+      <w:r>
+        <w:rPr>
+          <w:rStyle w:val="Strong"/>
+        </w:rPr>
+        <w:t>switching method</w:t>
+      </w:r>
+      <w:r>
+        <w:t xml:space="preserve"> se</w:t>
       </w:r>
     </w:p>
     <w:p>
@@ -456,6 +607,7 @@
           <w:bCs/>
           <w:noProof/>
         </w:rPr>
+        <w:lastRenderedPageBreak/>
         <w:drawing>
           <wp:inline distT="0" distB="0" distL="0" distR="0" wp14:anchorId="3BB4D4AA" wp14:editId="2C88D986">
             <wp:extent cx="4444779" cy="3191993"/>
@@ -539,22 +691,285 @@
         </w:rPr>
         <w:t>Step down IC – high voltage 15 volt in hua and low voltage 10 out hua</w:t>
       </w:r>
-    </w:p>
-    <w:p>
-      <w:pPr>
-        <w:rPr>
-          <w:rFonts w:ascii="Georgia" w:hAnsi="Georgia"/>
-          <w:b/>
-          <w:bCs/>
-        </w:rPr>
-      </w:pPr>
-    </w:p>
-    <w:p>
-      <w:pPr>
-        <w:rPr>
-          <w:rFonts w:ascii="Georgia" w:hAnsi="Georgia"/>
-        </w:rPr>
-      </w:pPr>
+      <w:r>
+        <w:rPr>
+          <w:rFonts w:ascii="Georgia" w:hAnsi="Georgia"/>
+          <w:b/>
+          <w:bCs/>
+        </w:rPr>
+        <w:t>.</w:t>
+      </w:r>
+    </w:p>
+    <w:p>
+      <w:pPr>
+        <w:rPr>
+          <w:rFonts w:ascii="Georgia" w:hAnsi="Georgia"/>
+          <w:b/>
+          <w:bCs/>
+        </w:rPr>
+      </w:pPr>
+    </w:p>
+    <w:p>
+      <w:pPr>
+        <w:rPr>
+          <w:rFonts w:ascii="Georgia" w:hAnsi="Georgia"/>
+          <w:b/>
+          <w:bCs/>
+        </w:rPr>
+      </w:pPr>
+    </w:p>
+    <w:p>
+      <w:pPr>
+        <w:rPr>
+          <w:rFonts w:ascii="Georgia" w:hAnsi="Georgia"/>
+          <w:b/>
+          <w:bCs/>
+        </w:rPr>
+      </w:pPr>
+    </w:p>
+    <w:p>
+      <w:pPr>
+        <w:rPr>
+          <w:rFonts w:ascii="Georgia" w:hAnsi="Georgia"/>
+          <w:b/>
+          <w:bCs/>
+        </w:rPr>
+      </w:pPr>
+    </w:p>
+    <w:p>
+      <w:pPr>
+        <w:rPr>
+          <w:rFonts w:ascii="Georgia" w:hAnsi="Georgia"/>
+          <w:b/>
+          <w:bCs/>
+        </w:rPr>
+      </w:pPr>
+      <w:r>
+        <w:rPr>
+          <w:b/>
+          <w:bCs/>
+          <w:sz w:val="28"/>
+          <w:szCs w:val="28"/>
+          <w:highlight w:val="green"/>
+        </w:rPr>
+        <w:t>S</w:t>
+      </w:r>
+      <w:r>
+        <w:rPr>
+          <w:b/>
+          <w:bCs/>
+          <w:sz w:val="28"/>
+          <w:szCs w:val="28"/>
+          <w:highlight w:val="green"/>
+        </w:rPr>
+        <w:t>witching regulator</w:t>
+      </w:r>
+    </w:p>
+    <w:p>
+      <w:pPr>
+        <w:rPr>
+          <w:rFonts w:ascii="Georgia" w:hAnsi="Georgia"/>
+        </w:rPr>
+      </w:pPr>
+      <w:r>
+        <w:rPr>
+          <w:rFonts w:ascii="Georgia" w:hAnsi="Georgia"/>
+          <w:noProof/>
+        </w:rPr>
+        <w:drawing>
+          <wp:inline distT="0" distB="0" distL="0" distR="0" wp14:anchorId="085DBA9F" wp14:editId="2A51FEEB">
+            <wp:extent cx="6486525" cy="2628900"/>
+            <wp:effectExtent l="0" t="0" r="9525" b="0"/>
+            <wp:docPr id="7" name="Picture 7"/>
+            <wp:cNvGraphicFramePr>
+              <a:graphicFrameLocks xmlns:a="http://schemas.openxmlformats.org/drawingml/2006/main" noChangeAspect="1"/>
+            </wp:cNvGraphicFramePr>
+            <a:graphic xmlns:a="http://schemas.openxmlformats.org/drawingml/2006/main">
+              <a:graphicData uri="http://schemas.openxmlformats.org/drawingml/2006/picture">
+                <pic:pic xmlns:pic="http://schemas.openxmlformats.org/drawingml/2006/picture">
+                  <pic:nvPicPr>
+                    <pic:cNvPr id="0" name="Picture 1"/>
+                    <pic:cNvPicPr>
+                      <a:picLocks noChangeAspect="1" noChangeArrowheads="1"/>
+                    </pic:cNvPicPr>
+                  </pic:nvPicPr>
+                  <pic:blipFill>
+                    <a:blip r:embed="rId10">
+                      <a:extLst>
+                        <a:ext uri="{28A0092B-C50C-407E-A947-70E740481C1C}">
+                          <a14:useLocalDpi xmlns:a14="http://schemas.microsoft.com/office/drawing/2010/main" val="0"/>
+                        </a:ext>
+                      </a:extLst>
+                    </a:blip>
+                    <a:srcRect/>
+                    <a:stretch>
+                      <a:fillRect/>
+                    </a:stretch>
+                  </pic:blipFill>
+                  <pic:spPr bwMode="auto">
+                    <a:xfrm>
+                      <a:off x="0" y="0"/>
+                      <a:ext cx="6486525" cy="2628900"/>
+                    </a:xfrm>
+                    <a:prstGeom prst="rect">
+                      <a:avLst/>
+                    </a:prstGeom>
+                    <a:noFill/>
+                    <a:ln>
+                      <a:noFill/>
+                    </a:ln>
+                  </pic:spPr>
+                </pic:pic>
+              </a:graphicData>
+            </a:graphic>
+          </wp:inline>
+        </w:drawing>
+      </w:r>
+    </w:p>
+    <w:p>
+      <w:pPr>
+        <w:jc w:val="center"/>
+        <w:rPr>
+          <w:b/>
+          <w:bCs/>
+          <w:sz w:val="28"/>
+          <w:szCs w:val="28"/>
+        </w:rPr>
+      </w:pPr>
+      <w:r>
+        <w:rPr>
+          <w:b/>
+          <w:bCs/>
+          <w:sz w:val="28"/>
+          <w:szCs w:val="28"/>
+          <w:highlight w:val="green"/>
+        </w:rPr>
+        <w:t>Buck Regulator IC</w:t>
+      </w:r>
+      <w:r>
+        <w:rPr>
+          <w:b/>
+          <w:bCs/>
+          <w:sz w:val="28"/>
+          <w:szCs w:val="28"/>
+          <w:highlight w:val="green"/>
+        </w:rPr>
+        <w:t xml:space="preserve"> </w:t>
+      </w:r>
+    </w:p>
+    <w:p>
+      <w:pPr>
+        <w:jc w:val="center"/>
+        <w:rPr>
+          <w:b/>
+          <w:bCs/>
+          <w:sz w:val="28"/>
+          <w:szCs w:val="28"/>
+        </w:rPr>
+      </w:pPr>
+    </w:p>
+    <w:p>
+      <w:pPr>
+        <w:rPr>
+          <w:b/>
+          <w:bCs/>
+        </w:rPr>
+      </w:pPr>
+      <w:r>
+        <w:rPr>
+          <w:b/>
+          <w:bCs/>
+        </w:rPr>
+        <w:lastRenderedPageBreak/>
+        <w:t>Example of LDO</w:t>
+      </w:r>
+    </w:p>
+    <w:p>
+      <w:pPr>
+        <w:rPr>
+          <w:b/>
+          <w:bCs/>
+          <w:sz w:val="28"/>
+          <w:szCs w:val="28"/>
+        </w:rPr>
+      </w:pPr>
+      <w:r>
+        <w:rPr>
+          <w:b/>
+          <w:bCs/>
+        </w:rPr>
+        <w:t>Linear Regulation (LDO)</w:t>
+      </w:r>
+    </w:p>
+    <w:p>
+      <w:pPr>
+        <w:jc w:val="center"/>
+        <w:rPr>
+          <w:rFonts w:ascii="Georgia" w:hAnsi="Georgia"/>
+          <w:b/>
+          <w:bCs/>
+          <w:sz w:val="28"/>
+          <w:szCs w:val="28"/>
+        </w:rPr>
+      </w:pPr>
+      <w:r>
+        <w:rPr>
+          <w:b/>
+          <w:bCs/>
+          <w:noProof/>
+          <w:sz w:val="28"/>
+          <w:szCs w:val="28"/>
+          <w:highlight w:val="green"/>
+        </w:rPr>
+        <w:drawing>
+          <wp:inline distT="0" distB="0" distL="0" distR="0" wp14:anchorId="20D426E1" wp14:editId="6F0C2FF5">
+            <wp:extent cx="6486525" cy="2152650"/>
+            <wp:effectExtent l="0" t="0" r="9525" b="0"/>
+            <wp:docPr id="8" name="Picture 8"/>
+            <wp:cNvGraphicFramePr>
+              <a:graphicFrameLocks xmlns:a="http://schemas.openxmlformats.org/drawingml/2006/main" noChangeAspect="1"/>
+            </wp:cNvGraphicFramePr>
+            <a:graphic xmlns:a="http://schemas.openxmlformats.org/drawingml/2006/main">
+              <a:graphicData uri="http://schemas.openxmlformats.org/drawingml/2006/picture">
+                <pic:pic xmlns:pic="http://schemas.openxmlformats.org/drawingml/2006/picture">
+                  <pic:nvPicPr>
+                    <pic:cNvPr id="0" name="Picture 2"/>
+                    <pic:cNvPicPr>
+                      <a:picLocks noChangeAspect="1" noChangeArrowheads="1"/>
+                    </pic:cNvPicPr>
+                  </pic:nvPicPr>
+                  <pic:blipFill>
+                    <a:blip r:embed="rId11">
+                      <a:extLst>
+                        <a:ext uri="{28A0092B-C50C-407E-A947-70E740481C1C}">
+                          <a14:useLocalDpi xmlns:a14="http://schemas.microsoft.com/office/drawing/2010/main" val="0"/>
+                        </a:ext>
+                      </a:extLst>
+                    </a:blip>
+                    <a:srcRect/>
+                    <a:stretch>
+                      <a:fillRect/>
+                    </a:stretch>
+                  </pic:blipFill>
+                  <pic:spPr bwMode="auto">
+                    <a:xfrm>
+                      <a:off x="0" y="0"/>
+                      <a:ext cx="6486525" cy="2152650"/>
+                    </a:xfrm>
+                    <a:prstGeom prst="rect">
+                      <a:avLst/>
+                    </a:prstGeom>
+                    <a:noFill/>
+                    <a:ln>
+                      <a:noFill/>
+                    </a:ln>
+                  </pic:spPr>
+                </pic:pic>
+              </a:graphicData>
+            </a:graphic>
+          </wp:inline>
+        </w:drawing>
+      </w:r>
     </w:p>
     <w:sectPr>
       <w:pgSz w:w="12240" w:h="15840"/>
@@ -1482,6 +1897,17 @@
       <w:spacing w:val="5"/>
     </w:rPr>
   </w:style>
+  <w:style w:type="character" w:styleId="Strong">
+    <w:name w:val="Strong"/>
+    <w:basedOn w:val="DefaultParagraphFont"/>
+    <w:uiPriority w:val="22"/>
+    <w:qFormat/>
+    <w:rsid w:val="00826BB0"/>
+    <w:rPr>
+      <w:b/>
+      <w:bCs/>
+    </w:rPr>
+  </w:style>
 </w:styles>
 </file>
 

--- a/Laptops/14- Voltage Regulator.docx
+++ b/Laptops/14- Voltage Regulator.docx
@@ -1,6 +1,6 @@
 
 <file path=word/document.xml><?xml version="1.0" encoding="utf-8"?>
-<w:document xmlns:wpc="http://schemas.microsoft.com/office/word/2010/wordprocessingCanvas" xmlns:cx="http://schemas.microsoft.com/office/drawing/2014/chartex" xmlns:cx1="http://schemas.microsoft.com/office/drawing/2015/9/8/chartex" xmlns:cx2="http://schemas.microsoft.com/office/drawing/2015/10/21/chartex" xmlns:cx3="http://schemas.microsoft.com/office/drawing/2016/5/9/chartex" xmlns:cx4="http://schemas.microsoft.com/office/drawing/2016/5/10/chartex" xmlns:cx5="http://schemas.microsoft.com/office/drawing/2016/5/11/chartex" xmlns:cx6="http://schemas.microsoft.com/office/drawing/2016/5/12/chartex" xmlns:cx7="http://schemas.microsoft.com/office/drawing/2016/5/13/chartex" xmlns:cx8="http://schemas.microsoft.com/office/drawing/2016/5/14/chartex" xmlns:mc="http://schemas.openxmlformats.org/markup-compatibility/2006" xmlns:aink="http://schemas.microsoft.com/office/drawing/2016/ink" xmlns:am3d="http://schemas.microsoft.com/office/drawing/2017/model3d" xmlns:o="urn:schemas-microsoft-com:office:office" xmlns:r="http://schemas.openxmlformats.org/officeDocument/2006/relationships" xmlns:m="http://schemas.openxmlformats.org/officeDocument/2006/math" xmlns:v="urn:schemas-microsoft-com:vml" xmlns:wp14="http://schemas.microsoft.com/office/word/2010/wordprocessingDrawing" xmlns:wp="http://schemas.openxmlformats.org/drawingml/2006/wordprocessingDrawing" xmlns:w10="urn:schemas-microsoft-com:office:word" xmlns:w="http://schemas.openxmlformats.org/wordprocessingml/2006/main" xmlns:w14="http://schemas.microsoft.com/office/word/2010/wordml" xmlns:w15="http://schemas.microsoft.com/office/word/2012/wordml" xmlns:w16cex="http://schemas.microsoft.com/office/word/2018/wordml/cex" xmlns:w16cid="http://schemas.microsoft.com/office/word/2016/wordml/cid" xmlns:w16="http://schemas.microsoft.com/office/word/2018/wordml" xmlns:w16sdtdh="http://schemas.microsoft.com/office/word/2020/wordml/sdtdatahash" xmlns:w16se="http://schemas.microsoft.com/office/word/2015/wordml/symex" xmlns:wpg="http://schemas.microsoft.com/office/word/2010/wordprocessingGroup" xmlns:wpi="http://schemas.microsoft.com/office/word/2010/wordprocessingInk" xmlns:wne="http://schemas.microsoft.com/office/word/2006/wordml" xmlns:wps="http://schemas.microsoft.com/office/word/2010/wordprocessingShape" mc:Ignorable="w14 w15 w16se w16cid w16 w16cex w16sdtdh wp14">
+<w:document xmlns:wpc="http://schemas.microsoft.com/office/word/2010/wordprocessingCanvas" xmlns:cx="http://schemas.microsoft.com/office/drawing/2014/chartex" xmlns:cx1="http://schemas.microsoft.com/office/drawing/2015/9/8/chartex" xmlns:cx2="http://schemas.microsoft.com/office/drawing/2015/10/21/chartex" xmlns:cx3="http://schemas.microsoft.com/office/drawing/2016/5/9/chartex" xmlns:cx4="http://schemas.microsoft.com/office/drawing/2016/5/10/chartex" xmlns:cx5="http://schemas.microsoft.com/office/drawing/2016/5/11/chartex" xmlns:cx6="http://schemas.microsoft.com/office/drawing/2016/5/12/chartex" xmlns:cx7="http://schemas.microsoft.com/office/drawing/2016/5/13/chartex" xmlns:cx8="http://schemas.microsoft.com/office/drawing/2016/5/14/chartex" xmlns:mc="http://schemas.openxmlformats.org/markup-compatibility/2006" xmlns:aink="http://schemas.microsoft.com/office/drawing/2016/ink" xmlns:am3d="http://schemas.microsoft.com/office/drawing/2017/model3d" xmlns:o="urn:schemas-microsoft-com:office:office" xmlns:oel="http://schemas.microsoft.com/office/2019/extlst" xmlns:r="http://schemas.openxmlformats.org/officeDocument/2006/relationships" xmlns:m="http://schemas.openxmlformats.org/officeDocument/2006/math" xmlns:v="urn:schemas-microsoft-com:vml" xmlns:wp14="http://schemas.microsoft.com/office/word/2010/wordprocessingDrawing" xmlns:wp="http://schemas.openxmlformats.org/drawingml/2006/wordprocessingDrawing" xmlns:w10="urn:schemas-microsoft-com:office:word" xmlns:w="http://schemas.openxmlformats.org/wordprocessingml/2006/main" xmlns:w14="http://schemas.microsoft.com/office/word/2010/wordml" xmlns:w15="http://schemas.microsoft.com/office/word/2012/wordml" xmlns:w16cex="http://schemas.microsoft.com/office/word/2018/wordml/cex" xmlns:w16cid="http://schemas.microsoft.com/office/word/2016/wordml/cid" xmlns:w16="http://schemas.microsoft.com/office/word/2018/wordml" xmlns:w16sdtdh="http://schemas.microsoft.com/office/word/2020/wordml/sdtdatahash" xmlns:w16se="http://schemas.microsoft.com/office/word/2015/wordml/symex" xmlns:wpg="http://schemas.microsoft.com/office/word/2010/wordprocessingGroup" xmlns:wpi="http://schemas.microsoft.com/office/word/2010/wordprocessingInk" xmlns:wne="http://schemas.microsoft.com/office/word/2006/wordml" xmlns:wps="http://schemas.microsoft.com/office/word/2010/wordprocessingShape" mc:Ignorable="w14 w15 w16se w16cid w16 w16cex w16sdtdh wp14">
   <w:body>
     <w:p>
       <w:r>
@@ -94,6 +94,19 @@
         </w:rPr>
         <w:br/>
         <w:t>same switching IC se different output 1.3/1.8 generate kr sakate hai.</w:t>
+      </w:r>
+    </w:p>
+    <w:p>
+      <w:pPr>
+        <w:rPr>
+          <w:rFonts w:ascii="Georgia" w:hAnsi="Georgia"/>
+        </w:rPr>
+      </w:pPr>
+      <w:r>
+        <w:rPr>
+          <w:rFonts w:ascii="Georgia" w:hAnsi="Georgia"/>
+        </w:rPr>
+        <w:t>Switching Regulation se hum high voltage with high current ke sath generate krwa sakate hai.</w:t>
       </w:r>
     </w:p>
     <w:p>
